--- a/Mapped Curriculum Lesson - Supplemental Material/Grade 6/Lesson 09 - Condition Loops/Condition Loops - Concept Sheet.docx
+++ b/Mapped Curriculum Lesson - Supplemental Material/Grade 6/Lesson 09 - Condition Loops/Condition Loops - Concept Sheet.docx
@@ -67,10 +67,345 @@
       </w:pPr>
       <w:r>
         <w:rPr>
+          <w:color w:val="C45E00"/>
+          <w:sz w:val="28"/>
+          <w:szCs w:val="28"/>
+        </w:rPr>
+        <w:t>while</w:t>
+      </w:r>
+      <w:r>
+        <w:rPr>
+          <w:color w:val="080808"/>
+          <w:sz w:val="28"/>
+          <w:szCs w:val="28"/>
+        </w:rPr>
+        <w:t xml:space="preserve"> guess </w:t>
+      </w:r>
+      <w:r>
+        <w:rPr>
+          <w:color w:val="080808"/>
+          <w:sz w:val="28"/>
+          <w:szCs w:val="28"/>
+          <w:rFonts w:ascii="Consolas" w:hAnsi="Consolas"/>
+        </w:rPr>
+        <w:t>!=</w:t>
+      </w:r>
+      <w:r>
+        <w:rPr>
+          <w:color w:val="080808"/>
+          <w:sz w:val="28"/>
+          <w:szCs w:val="28"/>
+        </w:rPr>
+        <w:t xml:space="preserve"> target:</w:t>
+      </w:r>
+      <w:r>
+        <w:rPr>
+          <w:color w:val="080808"/>
+          <w:sz w:val="28"/>
+          <w:szCs w:val="28"/>
+        </w:rPr>
+        <w:br/>
+      </w:r>
+      <w:r>
+        <w:rPr>
+          <w:color w:val="080808"/>
+          <w:sz w:val="28"/>
+          <w:szCs w:val="28"/>
+        </w:rPr>
+        <w:t xml:space="preserve">    guess = </w:t>
+      </w:r>
+      <w:r>
+        <w:rPr>
           <w:color w:val="1750EB"/>
           <w:sz w:val="28"/>
           <w:szCs w:val="28"/>
         </w:rPr>
+        <w:t>int</w:t>
+      </w:r>
+      <w:r>
+        <w:rPr>
+          <w:color w:val="080808"/>
+          <w:sz w:val="28"/>
+          <w:szCs w:val="28"/>
+        </w:rPr>
+        <w:t>(</w:t>
+      </w:r>
+      <w:r>
+        <w:rPr>
+          <w:color w:val="1750EB"/>
+          <w:sz w:val="28"/>
+          <w:szCs w:val="28"/>
+        </w:rPr>
+        <w:t>input</w:t>
+      </w:r>
+      <w:r>
+        <w:rPr>
+          <w:color w:val="080808"/>
+          <w:sz w:val="28"/>
+          <w:szCs w:val="28"/>
+        </w:rPr>
+        <w:t>(</w:t>
+      </w:r>
+      <w:r>
+        <w:rPr>
+          <w:color w:val="067D17"/>
+          <w:sz w:val="28"/>
+          <w:szCs w:val="28"/>
+        </w:rPr>
+        <w:t>"Guess: "</w:t>
+      </w:r>
+      <w:r>
+        <w:rPr>
+          <w:color w:val="080808"/>
+          <w:sz w:val="28"/>
+          <w:szCs w:val="28"/>
+        </w:rPr>
+        <w:t>))</w:t>
+      </w:r>
+    </w:p>
+    <w:p>
+      <w:pPr>
+        <w:ind w:left="720" w:firstLine="720"/>
+      </w:pPr>
+    </w:p>
+    <w:p>
+      <w:pPr>
+        <w:rPr>
+          <w:rStyle w:val="Heading2Char"/>
+        </w:rPr>
+      </w:pPr>
+      <w:r>
+        <w:rPr>
+          <w:rStyle w:val="Heading2Char"/>
+        </w:rPr>
+        <w:t>Changing condition</w:t>
+      </w:r>
+    </w:p>
+    <w:p>
+      <w:pPr>
+        <w:ind w:firstLine="720"/>
+      </w:pPr>
+      <w:r>
+        <w:t xml:space="preserve">Definition: </w:t>
+      </w:r>
+    </w:p>
+    <w:p>
+      <w:pPr>
+        <w:ind w:left="1440"/>
+      </w:pPr>
+      <w:r>
+        <w:rPr>
+          <w:color w:val="080808"/>
+        </w:rPr>
+        <w:t>A loop condition must be able to change. Here, guess changes when the user enters a new value.</w:t>
+      </w:r>
+    </w:p>
+    <w:p>
+      <w:pPr>
+        <w:ind w:firstLine="720"/>
+      </w:pPr>
+      <w:r>
+        <w:t>Example:</w:t>
+      </w:r>
+    </w:p>
+    <w:p>
+      <w:pPr>
+        <w:ind w:left="720" w:firstLine="720"/>
+        <w:rPr>
+          <w:rFonts w:ascii="JetBrains Mono" w:hAnsi="JetBrains Mono" w:cs="JetBrains Mono"/>
+          <w:sz w:val="28"/>
+          <w:szCs w:val="28"/>
+        </w:rPr>
+      </w:pPr>
+      <w:r>
+        <w:rPr>
+          <w:sz w:val="28"/>
+          <w:szCs w:val="28"/>
+          <w:color w:val="080808"/>
+        </w:rPr>
+        <w:t xml:space="preserve">guess = </w:t>
+      </w:r>
+      <w:r>
+        <w:rPr>
+          <w:sz w:val="28"/>
+          <w:szCs w:val="28"/>
+          <w:color w:val="1750EB"/>
+        </w:rPr>
+        <w:t>int</w:t>
+      </w:r>
+      <w:r>
+        <w:rPr>
+          <w:sz w:val="28"/>
+          <w:szCs w:val="28"/>
+          <w:color w:val="080808"/>
+        </w:rPr>
+        <w:t>(</w:t>
+      </w:r>
+      <w:r>
+        <w:rPr>
+          <w:sz w:val="28"/>
+          <w:szCs w:val="28"/>
+          <w:color w:val="1750EB"/>
+        </w:rPr>
+        <w:t>input</w:t>
+      </w:r>
+      <w:r>
+        <w:rPr>
+          <w:sz w:val="28"/>
+          <w:szCs w:val="28"/>
+          <w:color w:val="080808"/>
+        </w:rPr>
+        <w:t>(</w:t>
+      </w:r>
+      <w:r>
+        <w:rPr>
+          <w:sz w:val="28"/>
+          <w:szCs w:val="28"/>
+          <w:color w:val="067D17"/>
+        </w:rPr>
+        <w:t>"Guess: "</w:t>
+      </w:r>
+      <w:r>
+        <w:rPr>
+          <w:sz w:val="28"/>
+          <w:szCs w:val="28"/>
+          <w:color w:val="080808"/>
+        </w:rPr>
+        <w:t>))</w:t>
+      </w:r>
+    </w:p>
+    <w:p>
+      <w:pPr>
+        <w:ind w:left="720" w:firstLine="720"/>
+        <w:rPr>
+          <w:rFonts w:ascii="JetBrains Mono" w:hAnsi="JetBrains Mono" w:cs="JetBrains Mono"/>
+          <w:sz w:val="28"/>
+          <w:szCs w:val="28"/>
+        </w:rPr>
+      </w:pPr>
+    </w:p>
+    <w:p>
+      <w:pPr>
+        <w:rPr>
+          <w:rStyle w:val="Heading2Char"/>
+        </w:rPr>
+      </w:pPr>
+      <w:r>
+        <w:rPr>
+          <w:rStyle w:val="Heading2Char"/>
+        </w:rPr>
+        <w:t>Counter</w:t>
+      </w:r>
+    </w:p>
+    <w:p>
+      <w:pPr>
+        <w:ind w:firstLine="720"/>
+      </w:pPr>
+      <w:r>
+        <w:t xml:space="preserve">Definition: </w:t>
+      </w:r>
+    </w:p>
+    <w:p>
+      <w:pPr>
+        <w:ind w:left="1440"/>
+      </w:pPr>
+      <w:r>
+        <w:rPr>
+          <w:color w:val="080808"/>
+        </w:rPr>
+        <w:t>A counter records how many times a loop has run. Start it before the loop and update it inside the loop.</w:t>
+      </w:r>
+    </w:p>
+    <w:p>
+      <w:pPr>
+        <w:ind w:firstLine="720"/>
+      </w:pPr>
+      <w:r>
+        <w:t>Example:</w:t>
+      </w:r>
+    </w:p>
+    <w:p>
+      <w:pPr>
+        <w:ind w:left="720" w:firstLine="720"/>
+        <w:rPr>
+          <w:rFonts w:ascii="JetBrains Mono" w:hAnsi="JetBrains Mono" w:cs="JetBrains Mono"/>
+          <w:sz w:val="28"/>
+          <w:szCs w:val="28"/>
+        </w:rPr>
+      </w:pPr>
+      <w:r>
+        <w:rPr>
+          <w:sz w:val="28"/>
+          <w:szCs w:val="28"/>
+          <w:color w:val="080808"/>
+        </w:rPr>
+        <w:t>attempts = attempts + 1</w:t>
+      </w:r>
+    </w:p>
+    <w:p>
+      <w:pPr>
+        <w:rPr>
+          <w:rFonts w:ascii="JetBrains Mono" w:hAnsi="JetBrains Mono" w:cs="JetBrains Mono"/>
+          <w:sz w:val="28"/>
+          <w:szCs w:val="28"/>
+        </w:rPr>
+      </w:pPr>
+      <w:r>
+        <w:rPr>
+          <w:rFonts w:ascii="JetBrains Mono" w:hAnsi="JetBrains Mono" w:cs="JetBrains Mono"/>
+          <w:sz w:val="28"/>
+          <w:szCs w:val="28"/>
+        </w:rPr>
+        <w:br w:type="page"/>
+      </w:r>
+    </w:p>
+    <w:p>
+      <w:pPr>
+        <w:rPr>
+          <w:rStyle w:val="Heading2Char"/>
+        </w:rPr>
+      </w:pPr>
+      <w:r>
+        <w:rPr>
+          <w:rStyle w:val="Heading2Char"/>
+        </w:rPr>
+        <w:t>Bounded loop</w:t>
+      </w:r>
+    </w:p>
+    <w:p>
+      <w:pPr>
+        <w:ind w:firstLine="720"/>
+      </w:pPr>
+      <w:r>
+        <w:t xml:space="preserve">Definition: </w:t>
+      </w:r>
+    </w:p>
+    <w:p>
+      <w:pPr>
+        <w:ind w:left="720" w:firstLine="720"/>
+      </w:pPr>
+      <w:r>
+        <w:t>A bounded loop has a limit, so it will stop after a known number of attempts even if the target is not reached.</w:t>
+      </w:r>
+    </w:p>
+    <w:p>
+      <w:pPr>
+        <w:ind w:firstLine="720"/>
+      </w:pPr>
+      <w:r>
+        <w:t>Example:</w:t>
+      </w:r>
+    </w:p>
+    <w:p>
+      <w:pPr>
+        <w:ind w:left="720" w:firstLine="720"/>
+      </w:pPr>
+      <w:r>
+        <w:rPr>
+          <w:color w:val="C45E00"/>
+          <w:sz w:val="28"/>
+          <w:szCs w:val="28"/>
+        </w:rPr>
         <w:t>while</w:t>
       </w:r>
       <w:r>
@@ -96,313 +431,104 @@
           <w:sz w:val="28"/>
           <w:szCs w:val="28"/>
         </w:rPr>
-        <w:t xml:space="preserve"> target:</w:t>
-      </w:r>
-      <w:r>
-        <w:rPr>
-          <w:color w:val="080808"/>
-          <w:sz w:val="28"/>
-          <w:szCs w:val="28"/>
-        </w:rPr>
-        <w:br/>
-      </w:r>
-      <w:r>
-        <w:rPr>
-          <w:color w:val="080808"/>
-          <w:sz w:val="28"/>
-          <w:szCs w:val="28"/>
-        </w:rPr>
-        <w:t xml:space="preserve">    guess = </w:t>
-      </w:r>
-      <w:r>
-        <w:rPr>
-          <w:color w:val="1750EB"/>
-          <w:sz w:val="28"/>
-          <w:szCs w:val="28"/>
-        </w:rPr>
-        <w:t>int</w:t>
-      </w:r>
-      <w:r>
-        <w:rPr>
-          <w:color w:val="080808"/>
-          <w:sz w:val="28"/>
-          <w:szCs w:val="28"/>
-        </w:rPr>
-        <w:t>(</w:t>
-      </w:r>
-      <w:r>
-        <w:rPr>
-          <w:color w:val="1750EB"/>
-          <w:sz w:val="28"/>
-          <w:szCs w:val="28"/>
-        </w:rPr>
-        <w:t>input</w:t>
-      </w:r>
-      <w:r>
-        <w:rPr>
-          <w:color w:val="080808"/>
-          <w:sz w:val="28"/>
-          <w:szCs w:val="28"/>
-        </w:rPr>
-        <w:t>(</w:t>
-      </w:r>
-      <w:r>
-        <w:rPr>
-          <w:color w:val="067D17"/>
-          <w:sz w:val="28"/>
-          <w:szCs w:val="28"/>
-        </w:rPr>
-        <w:t>"Guess: "</w:t>
-      </w:r>
-      <w:r>
-        <w:rPr>
-          <w:color w:val="080808"/>
-          <w:sz w:val="28"/>
-          <w:szCs w:val="28"/>
-        </w:rPr>
-        <w:t>))</w:t>
+        <w:t xml:space="preserve"> target </w:t>
+      </w:r>
+      <w:r>
+        <w:rPr>
+          <w:color w:val="C45E00"/>
+          <w:sz w:val="28"/>
+          <w:szCs w:val="28"/>
+        </w:rPr>
+        <w:t>and</w:t>
+      </w:r>
+      <w:r>
+        <w:rPr>
+          <w:color w:val="080808"/>
+          <w:sz w:val="28"/>
+          <w:szCs w:val="28"/>
+        </w:rPr>
+        <w:t xml:space="preserve"> attempts </w:t>
+      </w:r>
+      <w:r>
+        <w:rPr>
+          <w:color w:val="080808"/>
+          <w:sz w:val="28"/>
+          <w:szCs w:val="28"/>
+          <w:rFonts w:ascii="Consolas" w:hAnsi="Consolas"/>
+        </w:rPr>
+        <w:t>&lt;</w:t>
+      </w:r>
+      <w:r>
+        <w:rPr>
+          <w:color w:val="080808"/>
+          <w:sz w:val="28"/>
+          <w:szCs w:val="28"/>
+        </w:rPr>
+        <w:t xml:space="preserve"> 3:</w:t>
+      </w:r>
+    </w:p>
+    <w:p>
+      <w:pPr>
+        <w:rPr>
+          <w:rFonts w:ascii="JetBrains Mono" w:hAnsi="JetBrains Mono" w:cs="JetBrains Mono"/>
+          <w:sz w:val="28"/>
+          <w:szCs w:val="28"/>
+        </w:rPr>
+      </w:pPr>
+    </w:p>
+    <w:p>
+      <w:pPr>
+        <w:rPr>
+          <w:rStyle w:val="Heading2Char"/>
+        </w:rPr>
+      </w:pPr>
+      <w:r>
+        <w:rPr>
+          <w:rStyle w:val="Heading2Char"/>
+        </w:rPr>
+        <w:t>Stopping rule</w:t>
+      </w:r>
+    </w:p>
+    <w:p>
+      <w:pPr>
+        <w:ind w:firstLine="720"/>
+      </w:pPr>
+      <w:r>
+        <w:t xml:space="preserve">Definition: </w:t>
+      </w:r>
+    </w:p>
+    <w:p>
+      <w:pPr>
+        <w:ind w:left="1440"/>
+      </w:pPr>
+      <w:r>
+        <w:rPr>
+          <w:color w:val="080808"/>
+        </w:rPr>
+        <w:t>A stopping rule describes when repetition ends. A while loop stops when its condition becomes False.</w:t>
+      </w:r>
+    </w:p>
+    <w:p>
+      <w:pPr>
+        <w:ind w:firstLine="720"/>
+      </w:pPr>
+      <w:r>
+        <w:t>Example:</w:t>
       </w:r>
     </w:p>
     <w:p>
       <w:pPr>
         <w:ind w:left="720" w:firstLine="720"/>
-      </w:pPr>
-    </w:p>
-    <w:p>
-      <w:pPr>
-        <w:rPr>
-          <w:rStyle w:val="Heading2Char"/>
-        </w:rPr>
-      </w:pPr>
-      <w:r>
-        <w:rPr>
-          <w:rStyle w:val="Heading2Char"/>
-        </w:rPr>
-        <w:t>Changing condition</w:t>
-      </w:r>
-    </w:p>
-    <w:p>
-      <w:pPr>
-        <w:ind w:firstLine="720"/>
-      </w:pPr>
-      <w:r>
-        <w:t xml:space="preserve">Definition: </w:t>
-      </w:r>
-    </w:p>
-    <w:p>
-      <w:pPr>
-        <w:ind w:left="1440"/>
-      </w:pPr>
-      <w:r>
-        <w:rPr>
-          <w:color w:val="080808"/>
-        </w:rPr>
-        <w:t>A loop condition must be able to change. Here, guess changes when the user enters a new value.</w:t>
-      </w:r>
-    </w:p>
-    <w:p>
-      <w:pPr>
-        <w:ind w:firstLine="720"/>
-      </w:pPr>
-      <w:r>
-        <w:t>Example:</w:t>
-      </w:r>
-    </w:p>
-    <w:p>
-      <w:pPr>
-        <w:ind w:left="720" w:firstLine="720"/>
         <w:rPr>
           <w:rFonts w:ascii="JetBrains Mono" w:hAnsi="JetBrains Mono" w:cs="JetBrains Mono"/>
-          <w:sz w:val="28"/>
-          <w:szCs w:val="28"/>
-        </w:rPr>
-      </w:pPr>
-      <w:r>
-        <w:rPr>
-          <w:sz w:val="28"/>
-          <w:szCs w:val="28"/>
-          <w:color w:val="080808"/>
-        </w:rPr>
-        <w:t xml:space="preserve">guess = </w:t>
-      </w:r>
-      <w:r>
-        <w:rPr>
-          <w:sz w:val="28"/>
-          <w:szCs w:val="28"/>
-          <w:color w:val="1750EB"/>
-        </w:rPr>
-        <w:t>int</w:t>
-      </w:r>
-      <w:r>
-        <w:rPr>
-          <w:sz w:val="28"/>
-          <w:szCs w:val="28"/>
-          <w:color w:val="080808"/>
-        </w:rPr>
-        <w:t>(</w:t>
-      </w:r>
-      <w:r>
-        <w:rPr>
-          <w:sz w:val="28"/>
-          <w:szCs w:val="28"/>
-          <w:color w:val="1750EB"/>
-        </w:rPr>
-        <w:t>input</w:t>
-      </w:r>
-      <w:r>
-        <w:rPr>
-          <w:sz w:val="28"/>
-          <w:szCs w:val="28"/>
-          <w:color w:val="080808"/>
-        </w:rPr>
-        <w:t>(</w:t>
-      </w:r>
-      <w:r>
-        <w:rPr>
-          <w:sz w:val="28"/>
-          <w:szCs w:val="28"/>
-          <w:color w:val="067D17"/>
-        </w:rPr>
-        <w:t>"Guess: "</w:t>
-      </w:r>
-      <w:r>
-        <w:rPr>
-          <w:sz w:val="28"/>
-          <w:szCs w:val="28"/>
-          <w:color w:val="080808"/>
-        </w:rPr>
-        <w:t>))</w:t>
-      </w:r>
-    </w:p>
-    <w:p>
-      <w:pPr>
-        <w:ind w:left="720" w:firstLine="720"/>
-        <w:rPr>
-          <w:rFonts w:ascii="JetBrains Mono" w:hAnsi="JetBrains Mono" w:cs="JetBrains Mono"/>
-          <w:sz w:val="28"/>
-          <w:szCs w:val="28"/>
-        </w:rPr>
-      </w:pPr>
-    </w:p>
-    <w:p>
-      <w:pPr>
-        <w:rPr>
-          <w:rStyle w:val="Heading2Char"/>
-        </w:rPr>
-      </w:pPr>
-      <w:r>
-        <w:rPr>
-          <w:rStyle w:val="Heading2Char"/>
-        </w:rPr>
-        <w:t>Counter</w:t>
-      </w:r>
-    </w:p>
-    <w:p>
-      <w:pPr>
-        <w:ind w:firstLine="720"/>
-      </w:pPr>
-      <w:r>
-        <w:t xml:space="preserve">Definition: </w:t>
-      </w:r>
-    </w:p>
-    <w:p>
-      <w:pPr>
-        <w:ind w:left="1440"/>
-      </w:pPr>
-      <w:r>
-        <w:rPr>
-          <w:color w:val="080808"/>
-        </w:rPr>
-        <w:t>A counter records how many times a loop has run. Start it before the loop and update it inside the loop.</w:t>
-      </w:r>
-    </w:p>
-    <w:p>
-      <w:pPr>
-        <w:ind w:firstLine="720"/>
-      </w:pPr>
-      <w:r>
-        <w:t>Example:</w:t>
-      </w:r>
-    </w:p>
-    <w:p>
-      <w:pPr>
-        <w:ind w:left="720" w:firstLine="720"/>
-        <w:rPr>
-          <w:rFonts w:ascii="JetBrains Mono" w:hAnsi="JetBrains Mono" w:cs="JetBrains Mono"/>
-          <w:sz w:val="28"/>
-          <w:szCs w:val="28"/>
-        </w:rPr>
-      </w:pPr>
-      <w:r>
-        <w:rPr>
-          <w:sz w:val="28"/>
-          <w:szCs w:val="28"/>
-          <w:color w:val="080808"/>
-        </w:rPr>
-        <w:t>attempts = attempts + 1</w:t>
-      </w:r>
-    </w:p>
-    <w:p>
-      <w:pPr>
-        <w:rPr>
-          <w:rFonts w:ascii="JetBrains Mono" w:hAnsi="JetBrains Mono" w:cs="JetBrains Mono"/>
-          <w:sz w:val="28"/>
-          <w:szCs w:val="28"/>
-        </w:rPr>
-      </w:pPr>
-      <w:r>
-        <w:rPr>
-          <w:rFonts w:ascii="JetBrains Mono" w:hAnsi="JetBrains Mono" w:cs="JetBrains Mono"/>
-          <w:sz w:val="28"/>
-          <w:szCs w:val="28"/>
-        </w:rPr>
-        <w:br w:type="page"/>
-      </w:r>
-    </w:p>
-    <w:p>
-      <w:pPr>
-        <w:rPr>
-          <w:rStyle w:val="Heading2Char"/>
-        </w:rPr>
-      </w:pPr>
-      <w:r>
-        <w:rPr>
-          <w:rStyle w:val="Heading2Char"/>
-        </w:rPr>
-        <w:t>Bounded loop</w:t>
-      </w:r>
-    </w:p>
-    <w:p>
-      <w:pPr>
-        <w:ind w:firstLine="720"/>
-      </w:pPr>
-      <w:r>
-        <w:t xml:space="preserve">Definition: </w:t>
-      </w:r>
-    </w:p>
-    <w:p>
-      <w:pPr>
-        <w:ind w:left="720" w:firstLine="720"/>
-      </w:pPr>
-      <w:r>
-        <w:t>A bounded loop has a limit, so it will stop after a known number of attempts even if the target is not reached.</w:t>
-      </w:r>
-    </w:p>
-    <w:p>
-      <w:pPr>
-        <w:ind w:firstLine="720"/>
-      </w:pPr>
-      <w:r>
-        <w:t>Example:</w:t>
-      </w:r>
-    </w:p>
-    <w:p>
-      <w:pPr>
-        <w:ind w:left="720" w:firstLine="720"/>
-      </w:pPr>
-      <w:r>
-        <w:rPr>
-          <w:color w:val="1750EB"/>
+          <w:color w:val="080808"/>
+          <w:sz w:val="28"/>
+          <w:szCs w:val="28"/>
+        </w:rPr>
+      </w:pPr>
+      <w:r>
+        <w:rPr>
+          <w:color w:val="C45E00"/>
           <w:sz w:val="28"/>
           <w:szCs w:val="28"/>
         </w:rPr>
@@ -435,133 +561,7 @@
       </w:r>
       <w:r>
         <w:rPr>
-          <w:color w:val="1750EB"/>
-          <w:sz w:val="28"/>
-          <w:szCs w:val="28"/>
-        </w:rPr>
-        <w:t>and</w:t>
-      </w:r>
-      <w:r>
-        <w:rPr>
-          <w:color w:val="080808"/>
-          <w:sz w:val="28"/>
-          <w:szCs w:val="28"/>
-        </w:rPr>
-        <w:t xml:space="preserve"> attempts </w:t>
-      </w:r>
-      <w:r>
-        <w:rPr>
-          <w:color w:val="080808"/>
-          <w:sz w:val="28"/>
-          <w:szCs w:val="28"/>
-          <w:rFonts w:ascii="Consolas" w:hAnsi="Consolas"/>
-        </w:rPr>
-        <w:t>&lt;</w:t>
-      </w:r>
-      <w:r>
-        <w:rPr>
-          <w:color w:val="080808"/>
-          <w:sz w:val="28"/>
-          <w:szCs w:val="28"/>
-        </w:rPr>
-        <w:t xml:space="preserve"> 3:</w:t>
-      </w:r>
-    </w:p>
-    <w:p>
-      <w:pPr>
-        <w:rPr>
-          <w:rFonts w:ascii="JetBrains Mono" w:hAnsi="JetBrains Mono" w:cs="JetBrains Mono"/>
-          <w:sz w:val="28"/>
-          <w:szCs w:val="28"/>
-        </w:rPr>
-      </w:pPr>
-    </w:p>
-    <w:p>
-      <w:pPr>
-        <w:rPr>
-          <w:rStyle w:val="Heading2Char"/>
-        </w:rPr>
-      </w:pPr>
-      <w:r>
-        <w:rPr>
-          <w:rStyle w:val="Heading2Char"/>
-        </w:rPr>
-        <w:t>Stopping rule</w:t>
-      </w:r>
-    </w:p>
-    <w:p>
-      <w:pPr>
-        <w:ind w:firstLine="720"/>
-      </w:pPr>
-      <w:r>
-        <w:t xml:space="preserve">Definition: </w:t>
-      </w:r>
-    </w:p>
-    <w:p>
-      <w:pPr>
-        <w:ind w:left="1440"/>
-      </w:pPr>
-      <w:r>
-        <w:rPr>
-          <w:color w:val="080808"/>
-        </w:rPr>
-        <w:t>A stopping rule describes when repetition ends. A while loop stops when its condition becomes False.</w:t>
-      </w:r>
-    </w:p>
-    <w:p>
-      <w:pPr>
-        <w:ind w:firstLine="720"/>
-      </w:pPr>
-      <w:r>
-        <w:t>Example:</w:t>
-      </w:r>
-    </w:p>
-    <w:p>
-      <w:pPr>
-        <w:ind w:left="720" w:firstLine="720"/>
-        <w:rPr>
-          <w:rFonts w:ascii="JetBrains Mono" w:hAnsi="JetBrains Mono" w:cs="JetBrains Mono"/>
-          <w:color w:val="080808"/>
-          <w:sz w:val="28"/>
-          <w:szCs w:val="28"/>
-        </w:rPr>
-      </w:pPr>
-      <w:r>
-        <w:rPr>
-          <w:color w:val="1750EB"/>
-          <w:sz w:val="28"/>
-          <w:szCs w:val="28"/>
-        </w:rPr>
-        <w:t>while</w:t>
-      </w:r>
-      <w:r>
-        <w:rPr>
-          <w:color w:val="080808"/>
-          <w:sz w:val="28"/>
-          <w:szCs w:val="28"/>
-        </w:rPr>
-        <w:t xml:space="preserve"> guess </w:t>
-      </w:r>
-      <w:r>
-        <w:rPr>
-          <w:color w:val="080808"/>
-          <w:sz w:val="28"/>
-          <w:szCs w:val="28"/>
-          <w:rFonts w:ascii="Consolas" w:hAnsi="Consolas"/>
-        </w:rPr>
-        <w:t>!=</w:t>
-      </w:r>
-      <w:r>
-        <w:rPr>
-          <w:color w:val="080808"/>
-          <w:sz w:val="28"/>
-          <w:szCs w:val="28"/>
-        </w:rPr>
-        <w:t xml:space="preserve"> target </w:t>
-      </w:r>
-      <w:r>
-        <w:rPr>
-          <w:color w:val="1750EB"/>
+          <w:color w:val="C45E00"/>
           <w:sz w:val="28"/>
           <w:szCs w:val="28"/>
         </w:rPr>
